--- a/pr-preview/pr-329/correlation-regression-handout-tracked-changes.docx
+++ b/pr-preview/pr-329/correlation-regression-handout-tracked-changes.docx
@@ -16,7 +16,7 @@
       </w:pPr>
       <w:del w:id="1" w:author="PR Preview" w:date="2026-01-01T00:00:00Z">
         <w:r>
-          <w:delText xml:space="preserve">Last modified: 2026-10-17 21:08:29 (PDT)</w:delText>
+          <w:delText xml:space="preserve">Last modified: 2026-10-18 01:13:21 (PDT)</w:delText>
         </w:r>
       </w:del>
     </w:p>
@@ -26,7 +26,7 @@
       </w:pPr>
       <w:ins w:id="2" w:author="PR Preview" w:date="2026-01-01T00:00:00Z">
         <w:r>
-          <w:t xml:space="preserve">Last modified: 2026-10-18 00:37:28 (PDT)</w:t>
+          <w:t xml:space="preserve">Last modified: 2026-10-18 11:09:18 (PDT)</w:t>
         </w:r>
       </w:ins>
     </w:p>

--- a/pr-preview/pr-329/correlation-regression-handout-tracked-changes.docx
+++ b/pr-preview/pr-329/correlation-regression-handout-tracked-changes.docx
@@ -16,7 +16,7 @@
       </w:pPr>
       <w:del w:id="1" w:author="PR Preview" w:date="2026-01-01T00:00:00Z">
         <w:r>
-          <w:delText xml:space="preserve">Last modified: 2026-10-18 01:13:21 (PDT)</w:delText>
+          <w:delText xml:space="preserve">Last modified: 2026-10-18 11:21:26 (PDT)</w:delText>
         </w:r>
       </w:del>
     </w:p>
@@ -26,7 +26,7 @@
       </w:pPr>
       <w:ins w:id="2" w:author="PR Preview" w:date="2026-01-01T00:00:00Z">
         <w:r>
-          <w:t xml:space="preserve">Last modified: 2026-10-18 11:09:18 (PDT)</w:t>
+          <w:t xml:space="preserve">Last modified: 2026-10-18 11:34:54 (PDT)</w:t>
         </w:r>
       </w:ins>
     </w:p>
@@ -102,7 +102,7 @@
         <w:t xml:space="preserve"> </w:t>
       </w:r>
       <w:r>
-        <w:t xml:space="preserve">Vittinghoff et al. (2012)</w:t>
+        <w:t xml:space="preserve">Vittinghoff et al. [1]</w:t>
       </w:r>
       <w:r>
         <w:t xml:space="preserve">, Chapter 3.</w:t>
@@ -718,7 +718,7 @@
         <w:t xml:space="preserve"> </w:t>
       </w:r>
       <w:r>
-        <w:t xml:space="preserve">Wikipedia contributors (2026e)</w:t>
+        <w:t xml:space="preserve">Wikipedia contributors [2]</w:t>
       </w:r>
       <w:r>
         <w:t xml:space="preserve">.</w:t>
@@ -1554,7 +1554,7 @@
         <w:t xml:space="preserve"> </w:t>
       </w:r>
       <w:r>
-        <w:t xml:space="preserve">(Hogg et al. 2019, sec. 9.6, pp. 472-473)</w:t>
+        <w:t xml:space="preserve">[3, Sec. 9.6], pp. 472-473</w:t>
       </w:r>
       <w:r>
         <w:t xml:space="preserve">:</w:t>
@@ -2910,7 +2910,7 @@
         </w:numPr>
       </w:pPr>
       <w:r>
-        <w:t xml:space="preserve">Hogg et al. (2019, sec. 9.6, pp. 471–476)</w:t>
+        <w:t xml:space="preserve">Hogg et al. [3, Sec. 9.6], pp. 471–476</w:t>
       </w:r>
       <w:r>
         <w:t xml:space="preserve"> </w:t>
@@ -2928,7 +2928,7 @@
         </w:numPr>
       </w:pPr>
       <w:r>
-        <w:t xml:space="preserve">Rice (2007, sec. 14.2.3, pp. 560–563)</w:t>
+        <w:t xml:space="preserve">Rice [4, Sec. 14.2.3], pp. 560–563</w:t>
       </w:r>
       <w:r>
         <w:t xml:space="preserve"> </w:t>
@@ -3407,7 +3407,7 @@
         <w:t xml:space="preserve"> </w:t>
       </w:r>
       <w:r>
-        <w:t xml:space="preserve">Wikipedia contributors (2026h)</w:t>
+        <w:t xml:space="preserve">Wikipedia contributors [5]</w:t>
       </w:r>
       <w:r>
         <w:t xml:space="preserve">.</w:t>
@@ -10602,7 +10602,7 @@
         <w:t xml:space="preserve"> </w:t>
       </w:r>
       <w:r>
-        <w:t xml:space="preserve">Wikipedia contributors (2026b)</w:t>
+        <w:t xml:space="preserve">Wikipedia contributors [6]</w:t>
       </w:r>
       <w:r>
         <w:t xml:space="preserve">.</w:t>
@@ -11377,7 +11377,7 @@
         <w:t xml:space="preserve"> </w:t>
       </w:r>
       <w:r>
-        <w:t xml:space="preserve">Wikipedia contributors (2026c)</w:t>
+        <w:t xml:space="preserve">Wikipedia contributors [7]</w:t>
       </w:r>
       <w:r>
         <w:t xml:space="preserve">.</w:t>
@@ -11627,7 +11627,7 @@
         <w:t xml:space="preserve"> </w:t>
       </w:r>
       <w:r>
-        <w:t xml:space="preserve">Wikipedia contributors (2026g)</w:t>
+        <w:t xml:space="preserve">Wikipedia contributors [8]</w:t>
       </w:r>
       <w:r>
         <w:t xml:space="preserve">.</w:t>
@@ -12184,7 +12184,7 @@
         <w:t xml:space="preserve"> </w:t>
       </w:r>
       <w:r>
-        <w:t xml:space="preserve">Wikipedia contributors (2026f)</w:t>
+        <w:t xml:space="preserve">Wikipedia contributors [9]</w:t>
       </w:r>
       <w:r>
         <w:t xml:space="preserve">.</w:t>
@@ -14393,7 +14393,7 @@
         <w:t xml:space="preserve"> </w:t>
       </w:r>
       <w:r>
-        <w:t xml:space="preserve">Wikipedia contributors (2026d)</w:t>
+        <w:t xml:space="preserve">Wikipedia contributors [10]</w:t>
       </w:r>
       <w:r>
         <w:t xml:space="preserve">.</w:t>
@@ -45720,7 +45720,7 @@
               <w:t xml:space="preserve"> </w:t>
             </w:r>
             <w:r>
-              <w:t xml:space="preserve">(Hutchinson, n.d.)</w:t>
+              <w:t xml:space="preserve">[11]</w:t>
             </w:r>
             <w:r>
               <w:t xml:space="preserve">.</w:t>
@@ -45759,7 +45759,7 @@
         </w:numPr>
       </w:pPr>
       <w:r>
-        <w:t xml:space="preserve">Hogg et al. (2019, sec. 6.5, pp. 277–284)</w:t>
+        <w:t xml:space="preserve">Hogg et al. [3, Sec. 6.5], pp. 277–284</w:t>
       </w:r>
       <w:r>
         <w:t xml:space="preserve"> </w:t>
@@ -45777,7 +45777,7 @@
         </w:numPr>
       </w:pPr>
       <w:r>
-        <w:t xml:space="preserve">Casella and Berger (2002, sec. 11.3, pp. 539–562)</w:t>
+        <w:t xml:space="preserve">Casella and Berger [12, Sec. 11.3], pp. 539–562</w:t>
       </w:r>
       <w:r>
         <w:t xml:space="preserve"> </w:t>
@@ -45795,7 +45795,7 @@
         </w:numPr>
       </w:pPr>
       <w:r>
-        <w:t xml:space="preserve">Rice (2007, sec. 14.2.1, pp. 547–549)</w:t>
+        <w:t xml:space="preserve">Rice [4, Sec. 14.2.1], pp. 547–549</w:t>
       </w:r>
       <w:r>
         <w:t xml:space="preserve"> </w:t>
@@ -47877,7 +47877,7 @@
         <w:t xml:space="preserve"> </w:t>
       </w:r>
       <w:r>
-        <w:t xml:space="preserve">Wikipedia contributors (2026i)</w:t>
+        <w:t xml:space="preserve">Wikipedia contributors [13]</w:t>
       </w:r>
       <w:r>
         <w:t xml:space="preserve">.</w:t>
@@ -48341,7 +48341,7 @@
         <w:t xml:space="preserve"> </w:t>
       </w:r>
       <w:r>
-        <w:t xml:space="preserve">Wikipedia contributors (2026a)</w:t>
+        <w:t xml:space="preserve">Wikipedia contributors [14]</w:t>
       </w:r>
       <w:r>
         <w:t xml:space="preserve">.</w:t>
@@ -54580,7 +54580,7 @@
         </w:numPr>
       </w:pPr>
       <w:r>
-        <w:t xml:space="preserve">Hogg et al. (2019, sec. 7.6, pp. 344–352)</w:t>
+        <w:t xml:space="preserve">Hogg et al. [3, Sec. 7.6], pp. 344–352</w:t>
       </w:r>
       <w:r>
         <w:t xml:space="preserve"> </w:t>
@@ -54598,7 +54598,7 @@
         </w:numPr>
       </w:pPr>
       <w:r>
-        <w:t xml:space="preserve">Rice (2007, sec. 14.2.2, pp. 550–559)</w:t>
+        <w:t xml:space="preserve">Rice [4, Sec. 14.2.2], pp. 550–559</w:t>
       </w:r>
       <w:r>
         <w:t xml:space="preserve"> </w:t>
@@ -54645,7 +54645,7 @@
         <w:t xml:space="preserve"> </w:t>
       </w:r>
       <w:r>
-        <w:t xml:space="preserve">Vittinghoff et al. (2012)</w:t>
+        <w:t xml:space="preserve">Vittinghoff et al. [1]</w:t>
       </w:r>
       <w:r>
         <w:t xml:space="preserve"> </w:t>
@@ -54673,7 +54673,7 @@
         </w:numPr>
       </w:pPr>
       <w:r>
-        <w:t xml:space="preserve">Wikipedia contributors (2026e)</w:t>
+        <w:t xml:space="preserve">Wikipedia contributors [2]</w:t>
       </w:r>
       <w:r>
         <w:t xml:space="preserve"> </w:t>
@@ -54690,7 +54690,7 @@
         </w:numPr>
       </w:pPr>
       <w:r>
-        <w:t xml:space="preserve">Wikipedia contributors (2026h)</w:t>
+        <w:t xml:space="preserve">Wikipedia contributors [5]</w:t>
       </w:r>
       <w:r>
         <w:t xml:space="preserve"> </w:t>
@@ -54707,7 +54707,7 @@
         </w:numPr>
       </w:pPr>
       <w:r>
-        <w:t xml:space="preserve">Wikipedia contributors (2026g)</w:t>
+        <w:t xml:space="preserve">Wikipedia contributors [8]</w:t>
       </w:r>
       <w:r>
         <w:t xml:space="preserve"> </w:t>
@@ -54724,7 +54724,7 @@
         </w:numPr>
       </w:pPr>
       <w:r>
-        <w:t xml:space="preserve">Wikipedia contributors (2026c)</w:t>
+        <w:t xml:space="preserve">Wikipedia contributors [7]</w:t>
       </w:r>
       <w:r>
         <w:t xml:space="preserve"> </w:t>
@@ -54741,7 +54741,7 @@
         </w:numPr>
       </w:pPr>
       <w:r>
-        <w:t xml:space="preserve">Wikipedia contributors (2026d)</w:t>
+        <w:t xml:space="preserve">Wikipedia contributors [10]</w:t>
       </w:r>
       <w:r>
         <w:t xml:space="preserve"> </w:t>
@@ -54758,7 +54758,7 @@
         </w:numPr>
       </w:pPr>
       <w:r>
-        <w:t xml:space="preserve">Wikipedia contributors (2026a)</w:t>
+        <w:t xml:space="preserve">Wikipedia contributors [14]</w:t>
       </w:r>
       <w:r>
         <w:t xml:space="preserve"> </w:t>
@@ -54778,13 +54778,22 @@
       </w:r>
     </w:p>
     <w:bookmarkStart w:id="172" w:name="refs"/>
-    <w:bookmarkStart w:id="147" w:name="ref-CaseBerg01"/>
+    <w:bookmarkStart w:id="147" w:name="ref-vittinghoff2e"/>
     <w:p>
       <w:pPr>
         <w:pStyle w:val="Bibliography"/>
       </w:pPr>
       <w:r>
-        <w:t xml:space="preserve">Casella, George, and Roger Berger. 2002.</w:t>
+        <w:t xml:space="preserve">[1]</w:t>
+      </w:r>
+      <w:r>
+        <w:t xml:space="preserve"> </w:t>
+      </w:r>
+      <w:r>
+        <w:t xml:space="preserve">	</w:t>
+      </w:r>
+      <w:r>
+        <w:t xml:space="preserve">E. Vittinghoff, D. V. Glidden, S. C. Shiboski, and C. E. McCulloch,</w:t>
       </w:r>
       <w:r>
         <w:t xml:space="preserve"> </w:t>
@@ -54794,15 +54803,587 @@
           <w:i/>
           <w:iCs/>
         </w:rPr>
-        <w:t xml:space="preserve">Statistical Inference</w:t>
-      </w:r>
-      <w:r>
-        <w:t xml:space="preserve">. 2nd ed. Cengage Learning.</w:t>
+        <w:t xml:space="preserve">Regression methods in biostatistics: Linear, logistic, survival, and repeated measures models</w:t>
+      </w:r>
+      <w:r>
+        <w:t xml:space="preserve">, 2nd ed. Springer, 2012. doi:</w:t>
       </w:r>
       <w:r>
         <w:t xml:space="preserve"> </w:t>
       </w:r>
       <w:hyperlink r:id="rId146">
+        <w:r>
+          <w:rPr>
+            <w:rStyle w:val="Hyperlink"/>
+          </w:rPr>
+          <w:t xml:space="preserve">10.1007/978-1-4614-1353-0</w:t>
+        </w:r>
+      </w:hyperlink>
+      <w:r>
+        <w:t xml:space="preserve">.</w:t>
+      </w:r>
+    </w:p>
+    <w:bookmarkEnd w:id="147"/>
+    <w:bookmarkStart w:id="149" w:name="X9c68751dcff429bb8eebfb08e71b6f746222990"/>
+    <w:p>
+      <w:pPr>
+        <w:pStyle w:val="Bibliography"/>
+      </w:pPr>
+      <w:r>
+        <w:t xml:space="preserve">[2]</w:t>
+      </w:r>
+      <w:r>
+        <w:t xml:space="preserve"> </w:t>
+      </w:r>
+      <w:r>
+        <w:t xml:space="preserve">	</w:t>
+      </w:r>
+      <w:r>
+        <w:t xml:space="preserve">Wikipedia contributors,</w:t>
+      </w:r>
+      <w:r>
+        <w:t xml:space="preserve"> </w:t>
+      </w:r>
+      <w:r>
+        <w:t xml:space="preserve">“Pearson correlation coefficient —</w:t>
+      </w:r>
+      <w:r>
+        <w:t xml:space="preserve"> </w:t>
+      </w:r>
+      <w:r>
+        <w:t xml:space="preserve">Wikipedia</w:t>
+      </w:r>
+      <w:r>
+        <w:t xml:space="preserve">,</w:t>
+      </w:r>
+      <w:r>
+        <w:t xml:space="preserve"> </w:t>
+      </w:r>
+      <w:r>
+        <w:t xml:space="preserve">the free encyclopedia.”</w:t>
+      </w:r>
+      <w:r>
+        <w:t xml:space="preserve"> </w:t>
+      </w:r>
+      <w:r>
+        <w:t xml:space="preserve">2026. Available:</w:t>
+      </w:r>
+      <w:r>
+        <w:t xml:space="preserve"> </w:t>
+      </w:r>
+      <w:hyperlink r:id="rId148">
+        <w:r>
+          <w:rPr>
+            <w:rStyle w:val="Hyperlink"/>
+          </w:rPr>
+          <w:t xml:space="preserve">https://en.wikipedia.org/wiki/Pearson_correlation_coefficient</w:t>
+        </w:r>
+      </w:hyperlink>
+    </w:p>
+    <w:bookmarkEnd w:id="149"/>
+    <w:bookmarkStart w:id="150" w:name="ref-hoggtanis2015"/>
+    <w:p>
+      <w:pPr>
+        <w:pStyle w:val="Bibliography"/>
+      </w:pPr>
+      <w:r>
+        <w:t xml:space="preserve">[3]</w:t>
+      </w:r>
+      <w:r>
+        <w:t xml:space="preserve"> </w:t>
+      </w:r>
+      <w:r>
+        <w:t xml:space="preserve">	</w:t>
+      </w:r>
+      <w:r>
+        <w:t xml:space="preserve">R. V. Hogg, E. A. Tanis, and D. L. Zimmerman,</w:t>
+      </w:r>
+      <w:r>
+        <w:t xml:space="preserve"> </w:t>
+      </w:r>
+      <w:r>
+        <w:rPr>
+          <w:i/>
+          <w:iCs/>
+        </w:rPr>
+        <w:t xml:space="preserve">Probability and statistical inference</w:t>
+      </w:r>
+      <w:r>
+        <w:t xml:space="preserve">, Tenth edition. Boston: Pearson, 2019.</w:t>
+      </w:r>
+    </w:p>
+    <w:bookmarkEnd w:id="150"/>
+    <w:bookmarkStart w:id="151" w:name="ref-rice2007mathematical"/>
+    <w:p>
+      <w:pPr>
+        <w:pStyle w:val="Bibliography"/>
+      </w:pPr>
+      <w:r>
+        <w:t xml:space="preserve">[4]</w:t>
+      </w:r>
+      <w:r>
+        <w:t xml:space="preserve"> </w:t>
+      </w:r>
+      <w:r>
+        <w:t xml:space="preserve">	</w:t>
+      </w:r>
+      <w:r>
+        <w:t xml:space="preserve">J. A. Rice,</w:t>
+      </w:r>
+      <w:r>
+        <w:t xml:space="preserve"> </w:t>
+      </w:r>
+      <w:r>
+        <w:rPr>
+          <w:i/>
+          <w:iCs/>
+        </w:rPr>
+        <w:t xml:space="preserve">Mathematical statistics and data analysis</w:t>
+      </w:r>
+      <w:r>
+        <w:t xml:space="preserve">, 3rd ed. Belmont, CA: Cengage Learning, 2007.</w:t>
+      </w:r>
+    </w:p>
+    <w:bookmarkEnd w:id="151"/>
+    <w:bookmarkStart w:id="153" w:name="Xa16f107eac264c6362bfc3672301bd764727388"/>
+    <w:p>
+      <w:pPr>
+        <w:pStyle w:val="Bibliography"/>
+      </w:pPr>
+      <w:r>
+        <w:t xml:space="preserve">[5]</w:t>
+      </w:r>
+      <w:r>
+        <w:t xml:space="preserve"> </w:t>
+      </w:r>
+      <w:r>
+        <w:t xml:space="preserve">	</w:t>
+      </w:r>
+      <w:r>
+        <w:t xml:space="preserve">Wikipedia contributors,</w:t>
+      </w:r>
+      <w:r>
+        <w:t xml:space="preserve"> </w:t>
+      </w:r>
+      <w:r>
+        <w:t xml:space="preserve">“Spearman’s rank correlation coefficient —</w:t>
+      </w:r>
+      <w:r>
+        <w:t xml:space="preserve"> </w:t>
+      </w:r>
+      <w:r>
+        <w:t xml:space="preserve">Wikipedia</w:t>
+      </w:r>
+      <w:r>
+        <w:t xml:space="preserve">,</w:t>
+      </w:r>
+      <w:r>
+        <w:t xml:space="preserve"> </w:t>
+      </w:r>
+      <w:r>
+        <w:t xml:space="preserve">the free encyclopedia.”</w:t>
+      </w:r>
+      <w:r>
+        <w:t xml:space="preserve"> </w:t>
+      </w:r>
+      <w:r>
+        <w:t xml:space="preserve">2026. Available:</w:t>
+      </w:r>
+      <w:r>
+        <w:t xml:space="preserve"> </w:t>
+      </w:r>
+      <w:hyperlink r:id="rId152">
+        <w:r>
+          <w:rPr>
+            <w:rStyle w:val="Hyperlink"/>
+          </w:rPr>
+          <w:t xml:space="preserve">https://en.wikipedia.org/wiki/Spearman%27s_rank_correlation_coefficient</w:t>
+        </w:r>
+      </w:hyperlink>
+    </w:p>
+    <w:bookmarkEnd w:id="153"/>
+    <w:bookmarkStart w:id="155" w:name="X77ec95df2e524293cd476e93fa6c354ef0dc636"/>
+    <w:p>
+      <w:pPr>
+        <w:pStyle w:val="Bibliography"/>
+      </w:pPr>
+      <w:r>
+        <w:t xml:space="preserve">[6]</w:t>
+      </w:r>
+      <w:r>
+        <w:t xml:space="preserve"> </w:t>
+      </w:r>
+      <w:r>
+        <w:t xml:space="preserve">	</w:t>
+      </w:r>
+      <w:r>
+        <w:t xml:space="preserve">Wikipedia contributors,</w:t>
+      </w:r>
+      <w:r>
+        <w:t xml:space="preserve"> </w:t>
+      </w:r>
+      <w:r>
+        <w:t xml:space="preserve">“Homoscedasticity and heteroscedasticity —</w:t>
+      </w:r>
+      <w:r>
+        <w:t xml:space="preserve"> </w:t>
+      </w:r>
+      <w:r>
+        <w:t xml:space="preserve">Wikipedia</w:t>
+      </w:r>
+      <w:r>
+        <w:t xml:space="preserve">,</w:t>
+      </w:r>
+      <w:r>
+        <w:t xml:space="preserve"> </w:t>
+      </w:r>
+      <w:r>
+        <w:t xml:space="preserve">the free encyclopedia.”</w:t>
+      </w:r>
+      <w:r>
+        <w:t xml:space="preserve"> </w:t>
+      </w:r>
+      <w:r>
+        <w:t xml:space="preserve">2026. Available:</w:t>
+      </w:r>
+      <w:r>
+        <w:t xml:space="preserve"> </w:t>
+      </w:r>
+      <w:hyperlink r:id="rId154">
+        <w:r>
+          <w:rPr>
+            <w:rStyle w:val="Hyperlink"/>
+          </w:rPr>
+          <w:t xml:space="preserve">https://en.wikipedia.org/wiki/Homoscedasticity_and_heteroscedasticity</w:t>
+        </w:r>
+      </w:hyperlink>
+    </w:p>
+    <w:bookmarkEnd w:id="155"/>
+    <w:bookmarkStart w:id="157" w:name="ref-wikipedia_linear_regression"/>
+    <w:p>
+      <w:pPr>
+        <w:pStyle w:val="Bibliography"/>
+      </w:pPr>
+      <w:r>
+        <w:t xml:space="preserve">[7]</w:t>
+      </w:r>
+      <w:r>
+        <w:t xml:space="preserve"> </w:t>
+      </w:r>
+      <w:r>
+        <w:t xml:space="preserve">	</w:t>
+      </w:r>
+      <w:r>
+        <w:t xml:space="preserve">Wikipedia contributors,</w:t>
+      </w:r>
+      <w:r>
+        <w:t xml:space="preserve"> </w:t>
+      </w:r>
+      <w:r>
+        <w:t xml:space="preserve">“Linear regression —</w:t>
+      </w:r>
+      <w:r>
+        <w:t xml:space="preserve"> </w:t>
+      </w:r>
+      <w:r>
+        <w:t xml:space="preserve">Wikipedia</w:t>
+      </w:r>
+      <w:r>
+        <w:t xml:space="preserve">,</w:t>
+      </w:r>
+      <w:r>
+        <w:t xml:space="preserve"> </w:t>
+      </w:r>
+      <w:r>
+        <w:t xml:space="preserve">the free encyclopedia.”</w:t>
+      </w:r>
+      <w:r>
+        <w:t xml:space="preserve"> </w:t>
+      </w:r>
+      <w:r>
+        <w:t xml:space="preserve">2026. Available:</w:t>
+      </w:r>
+      <w:r>
+        <w:t xml:space="preserve"> </w:t>
+      </w:r>
+      <w:hyperlink r:id="rId156">
+        <w:r>
+          <w:rPr>
+            <w:rStyle w:val="Hyperlink"/>
+          </w:rPr>
+          <w:t xml:space="preserve">https://en.wikipedia.org/wiki/Linear_regression</w:t>
+        </w:r>
+      </w:hyperlink>
+    </w:p>
+    <w:bookmarkEnd w:id="157"/>
+    <w:bookmarkStart w:id="159" w:name="ref-wikipedia_simple_linear_regression"/>
+    <w:p>
+      <w:pPr>
+        <w:pStyle w:val="Bibliography"/>
+      </w:pPr>
+      <w:r>
+        <w:t xml:space="preserve">[8]</w:t>
+      </w:r>
+      <w:r>
+        <w:t xml:space="preserve"> </w:t>
+      </w:r>
+      <w:r>
+        <w:t xml:space="preserve">	</w:t>
+      </w:r>
+      <w:r>
+        <w:t xml:space="preserve">Wikipedia contributors,</w:t>
+      </w:r>
+      <w:r>
+        <w:t xml:space="preserve"> </w:t>
+      </w:r>
+      <w:r>
+        <w:t xml:space="preserve">“Simple linear regression —</w:t>
+      </w:r>
+      <w:r>
+        <w:t xml:space="preserve"> </w:t>
+      </w:r>
+      <w:r>
+        <w:t xml:space="preserve">Wikipedia</w:t>
+      </w:r>
+      <w:r>
+        <w:t xml:space="preserve">,</w:t>
+      </w:r>
+      <w:r>
+        <w:t xml:space="preserve"> </w:t>
+      </w:r>
+      <w:r>
+        <w:t xml:space="preserve">the free encyclopedia.”</w:t>
+      </w:r>
+      <w:r>
+        <w:t xml:space="preserve"> </w:t>
+      </w:r>
+      <w:r>
+        <w:t xml:space="preserve">2026. Available:</w:t>
+      </w:r>
+      <w:r>
+        <w:t xml:space="preserve"> </w:t>
+      </w:r>
+      <w:hyperlink r:id="rId158">
+        <w:r>
+          <w:rPr>
+            <w:rStyle w:val="Hyperlink"/>
+          </w:rPr>
+          <w:t xml:space="preserve">https://en.wikipedia.org/wiki/Simple_linear_regression</w:t>
+        </w:r>
+      </w:hyperlink>
+    </w:p>
+    <w:bookmarkEnd w:id="159"/>
+    <w:bookmarkStart w:id="161" w:name="ref-wikipedia_residual_sum_of_squares"/>
+    <w:p>
+      <w:pPr>
+        <w:pStyle w:val="Bibliography"/>
+      </w:pPr>
+      <w:r>
+        <w:t xml:space="preserve">[9]</w:t>
+      </w:r>
+      <w:r>
+        <w:t xml:space="preserve"> </w:t>
+      </w:r>
+      <w:r>
+        <w:t xml:space="preserve">	</w:t>
+      </w:r>
+      <w:r>
+        <w:t xml:space="preserve">Wikipedia contributors,</w:t>
+      </w:r>
+      <w:r>
+        <w:t xml:space="preserve"> </w:t>
+      </w:r>
+      <w:r>
+        <w:t xml:space="preserve">“Residual sum of squares —</w:t>
+      </w:r>
+      <w:r>
+        <w:t xml:space="preserve"> </w:t>
+      </w:r>
+      <w:r>
+        <w:t xml:space="preserve">Wikipedia</w:t>
+      </w:r>
+      <w:r>
+        <w:t xml:space="preserve">,</w:t>
+      </w:r>
+      <w:r>
+        <w:t xml:space="preserve"> </w:t>
+      </w:r>
+      <w:r>
+        <w:t xml:space="preserve">the free encyclopedia.”</w:t>
+      </w:r>
+      <w:r>
+        <w:t xml:space="preserve"> </w:t>
+      </w:r>
+      <w:r>
+        <w:t xml:space="preserve">2026. Available:</w:t>
+      </w:r>
+      <w:r>
+        <w:t xml:space="preserve"> </w:t>
+      </w:r>
+      <w:hyperlink r:id="rId160">
+        <w:r>
+          <w:rPr>
+            <w:rStyle w:val="Hyperlink"/>
+          </w:rPr>
+          <w:t xml:space="preserve">https://en.wikipedia.org/wiki/Residual_sum_of_squares</w:t>
+        </w:r>
+      </w:hyperlink>
+    </w:p>
+    <w:bookmarkEnd w:id="161"/>
+    <w:bookmarkStart w:id="163" w:name="ref-wikipedia_ordinary_least_squares"/>
+    <w:p>
+      <w:pPr>
+        <w:pStyle w:val="Bibliography"/>
+      </w:pPr>
+      <w:r>
+        <w:t xml:space="preserve">[10]</w:t>
+      </w:r>
+      <w:r>
+        <w:t xml:space="preserve"> </w:t>
+      </w:r>
+      <w:r>
+        <w:t xml:space="preserve">	</w:t>
+      </w:r>
+      <w:r>
+        <w:t xml:space="preserve">Wikipedia contributors,</w:t>
+      </w:r>
+      <w:r>
+        <w:t xml:space="preserve"> </w:t>
+      </w:r>
+      <w:r>
+        <w:t xml:space="preserve">“Ordinary least squares —</w:t>
+      </w:r>
+      <w:r>
+        <w:t xml:space="preserve"> </w:t>
+      </w:r>
+      <w:r>
+        <w:t xml:space="preserve">Wikipedia</w:t>
+      </w:r>
+      <w:r>
+        <w:t xml:space="preserve">,</w:t>
+      </w:r>
+      <w:r>
+        <w:t xml:space="preserve"> </w:t>
+      </w:r>
+      <w:r>
+        <w:t xml:space="preserve">the free encyclopedia.”</w:t>
+      </w:r>
+      <w:r>
+        <w:t xml:space="preserve"> </w:t>
+      </w:r>
+      <w:r>
+        <w:t xml:space="preserve">2026. Available:</w:t>
+      </w:r>
+      <w:r>
+        <w:t xml:space="preserve"> </w:t>
+      </w:r>
+      <w:hyperlink r:id="rId162">
+        <w:r>
+          <w:rPr>
+            <w:rStyle w:val="Hyperlink"/>
+          </w:rPr>
+          <w:t xml:space="preserve">https://en.wikipedia.org/wiki/Ordinary_least_squares</w:t>
+        </w:r>
+      </w:hyperlink>
+    </w:p>
+    <w:bookmarkEnd w:id="163"/>
+    <w:bookmarkStart w:id="165" w:name="ref-hutchinson_wwu_ml_videos"/>
+    <w:p>
+      <w:pPr>
+        <w:pStyle w:val="Bibliography"/>
+      </w:pPr>
+      <w:r>
+        <w:t xml:space="preserve">[11]</w:t>
+      </w:r>
+      <w:r>
+        <w:t xml:space="preserve"> </w:t>
+      </w:r>
+      <w:r>
+        <w:t xml:space="preserve">	</w:t>
+      </w:r>
+      <w:r>
+        <w:t xml:space="preserve">B. Hutchinson,</w:t>
+      </w:r>
+      <w:r>
+        <w:t xml:space="preserve"> </w:t>
+      </w:r>
+      <w:r>
+        <w:t xml:space="preserve">“</w:t>
+      </w:r>
+      <w:r>
+        <w:t xml:space="preserve">DATA</w:t>
+      </w:r>
+      <w:r>
+        <w:t xml:space="preserve"> </w:t>
+      </w:r>
+      <w:r>
+        <w:t xml:space="preserve">471/571 (machine learning) and</w:t>
+      </w:r>
+      <w:r>
+        <w:t xml:space="preserve"> </w:t>
+      </w:r>
+      <w:r>
+        <w:t xml:space="preserve">CSCI</w:t>
+      </w:r>
+      <w:r>
+        <w:t xml:space="preserve"> </w:t>
+      </w:r>
+      <w:r>
+        <w:t xml:space="preserve">481/581 (deep learning) video lectures.”</w:t>
+      </w:r>
+      <w:r>
+        <w:t xml:space="preserve"> </w:t>
+      </w:r>
+      <w:r>
+        <w:t xml:space="preserve">Western Washington University. Accessed: Sep. 28, 2026. [Online]. Available:</w:t>
+      </w:r>
+      <w:r>
+        <w:t xml:space="preserve"> </w:t>
+      </w:r>
+      <w:hyperlink r:id="rId164">
+        <w:r>
+          <w:rPr>
+            <w:rStyle w:val="Hyperlink"/>
+          </w:rPr>
+          <w:t xml:space="preserve">https://facultyweb.cs.wwu.edu/~hutchib2/video_lectures/data371/</w:t>
+        </w:r>
+      </w:hyperlink>
+    </w:p>
+    <w:bookmarkEnd w:id="165"/>
+    <w:bookmarkStart w:id="167" w:name="ref-CaseBerg01"/>
+    <w:p>
+      <w:pPr>
+        <w:pStyle w:val="Bibliography"/>
+      </w:pPr>
+      <w:r>
+        <w:t xml:space="preserve">[12]</w:t>
+      </w:r>
+      <w:r>
+        <w:t xml:space="preserve"> </w:t>
+      </w:r>
+      <w:r>
+        <w:t xml:space="preserve">	</w:t>
+      </w:r>
+      <w:r>
+        <w:t xml:space="preserve">G. Casella and R. Berger,</w:t>
+      </w:r>
+      <w:r>
+        <w:t xml:space="preserve"> </w:t>
+      </w:r>
+      <w:r>
+        <w:rPr>
+          <w:i/>
+          <w:iCs/>
+        </w:rPr>
+        <w:t xml:space="preserve">Statistical inference</w:t>
+      </w:r>
+      <w:r>
+        <w:t xml:space="preserve">, 2nd ed. Cengage Learning, 2002. Available:</w:t>
+      </w:r>
+      <w:r>
+        <w:t xml:space="preserve"> </w:t>
+      </w:r>
+      <w:hyperlink r:id="rId166">
         <w:r>
           <w:rPr>
             <w:rStyle w:val="Hyperlink"/>
@@ -54810,233 +55391,113 @@
           <w:t xml:space="preserve">https://www.cengage.com/c/statistical-inference-2e-casella-berger/9780534243128/</w:t>
         </w:r>
       </w:hyperlink>
-      <w:r>
-        <w:t xml:space="preserve">.</w:t>
-      </w:r>
     </w:p>
-    <w:bookmarkEnd w:id="147"/>
-    <w:bookmarkStart w:id="148" w:name="ref-hoggtanis2015"/>
+    <w:bookmarkEnd w:id="167"/>
+    <w:bookmarkStart w:id="169" w:name="ref-wikipedia_total_sum_of_squares"/>
     <w:p>
       <w:pPr>
         <w:pStyle w:val="Bibliography"/>
       </w:pPr>
       <w:r>
-        <w:t xml:space="preserve">Hogg, Robert V., Elliot A. Tanis, and Dale L. Zimmerman. 2019.</w:t>
-      </w:r>
-      <w:r>
-        <w:t xml:space="preserve"> </w:t>
-      </w:r>
-      <w:r>
-        <w:rPr>
-          <w:i/>
-          <w:iCs/>
-        </w:rPr>
-        <w:t xml:space="preserve">Probability and Statistical Inference</w:t>
-      </w:r>
-      <w:r>
-        <w:t xml:space="preserve">. Tenth edition. Pearson.</w:t>
-      </w:r>
+        <w:t xml:space="preserve">[13]</w:t>
+      </w:r>
+      <w:r>
+        <w:t xml:space="preserve"> </w:t>
+      </w:r>
+      <w:r>
+        <w:t xml:space="preserve">	</w:t>
+      </w:r>
+      <w:r>
+        <w:t xml:space="preserve">Wikipedia contributors,</w:t>
+      </w:r>
+      <w:r>
+        <w:t xml:space="preserve"> </w:t>
+      </w:r>
+      <w:r>
+        <w:t xml:space="preserve">“Total sum of squares —</w:t>
+      </w:r>
+      <w:r>
+        <w:t xml:space="preserve"> </w:t>
+      </w:r>
+      <w:r>
+        <w:t xml:space="preserve">Wikipedia</w:t>
+      </w:r>
+      <w:r>
+        <w:t xml:space="preserve">,</w:t>
+      </w:r>
+      <w:r>
+        <w:t xml:space="preserve"> </w:t>
+      </w:r>
+      <w:r>
+        <w:t xml:space="preserve">the free encyclopedia.”</w:t>
+      </w:r>
+      <w:r>
+        <w:t xml:space="preserve"> </w:t>
+      </w:r>
+      <w:r>
+        <w:t xml:space="preserve">2026. Available:</w:t>
+      </w:r>
+      <w:r>
+        <w:t xml:space="preserve"> </w:t>
+      </w:r>
+      <w:hyperlink r:id="rId168">
+        <w:r>
+          <w:rPr>
+            <w:rStyle w:val="Hyperlink"/>
+          </w:rPr>
+          <w:t xml:space="preserve">https://en.wikipedia.org/wiki/Total_sum_of_squares</w:t>
+        </w:r>
+      </w:hyperlink>
     </w:p>
-    <w:bookmarkEnd w:id="148"/>
-    <w:bookmarkStart w:id="150" w:name="ref-hutchinson_wwu_ml_videos"/>
+    <w:bookmarkEnd w:id="169"/>
+    <w:bookmarkStart w:id="171" w:name="X0d0d355937664870ae38fa71453bbcd35dcecab"/>
     <w:p>
       <w:pPr>
         <w:pStyle w:val="Bibliography"/>
       </w:pPr>
       <w:r>
-        <w:t xml:space="preserve">Hutchinson, Brian. n.d.</w:t>
-      </w:r>
-      <w:r>
-        <w:t xml:space="preserve"> </w:t>
-      </w:r>
-      <w:r>
-        <w:rPr>
-          <w:i/>
-          <w:iCs/>
-        </w:rPr>
-        <w:t xml:space="preserve">DATA</w:t>
-      </w:r>
-      <w:r>
-        <w:rPr>
-          <w:i/>
-          <w:iCs/>
-        </w:rPr>
-        <w:t xml:space="preserve"> </w:t>
-      </w:r>
-      <w:r>
-        <w:rPr>
-          <w:i/>
-          <w:iCs/>
-        </w:rPr>
-        <w:t xml:space="preserve">471/571 (Machine Learning) and</w:t>
-      </w:r>
-      <w:r>
-        <w:rPr>
-          <w:i/>
-          <w:iCs/>
-        </w:rPr>
-        <w:t xml:space="preserve"> </w:t>
-      </w:r>
-      <w:r>
-        <w:rPr>
-          <w:i/>
-          <w:iCs/>
-        </w:rPr>
-        <w:t xml:space="preserve">CSCI</w:t>
-      </w:r>
-      <w:r>
-        <w:rPr>
-          <w:i/>
-          <w:iCs/>
-        </w:rPr>
-        <w:t xml:space="preserve"> </w:t>
-      </w:r>
-      <w:r>
-        <w:rPr>
-          <w:i/>
-          <w:iCs/>
-        </w:rPr>
-        <w:t xml:space="preserve">481/581 (Deep Learning) Video Lectures</w:t>
-      </w:r>
-      <w:r>
-        <w:t xml:space="preserve">. Western Washington University. Accessed September 28, 2026.</w:t>
-      </w:r>
-      <w:r>
-        <w:t xml:space="preserve"> </w:t>
-      </w:r>
-      <w:hyperlink r:id="rId149">
-        <w:r>
-          <w:rPr>
-            <w:rStyle w:val="Hyperlink"/>
-          </w:rPr>
-          <w:t xml:space="preserve">https://facultyweb.cs.wwu.edu/~hutchib2/video_lectures/data371/</w:t>
-        </w:r>
-      </w:hyperlink>
-      <w:r>
-        <w:t xml:space="preserve">.</w:t>
-      </w:r>
-    </w:p>
-    <w:bookmarkEnd w:id="150"/>
-    <w:bookmarkStart w:id="151" w:name="ref-rice2007mathematical"/>
-    <w:p>
-      <w:pPr>
-        <w:pStyle w:val="Bibliography"/>
-      </w:pPr>
-      <w:r>
-        <w:t xml:space="preserve">Rice, John A. 2007.</w:t>
-      </w:r>
-      <w:r>
-        <w:t xml:space="preserve"> </w:t>
-      </w:r>
-      <w:r>
-        <w:rPr>
-          <w:i/>
-          <w:iCs/>
-        </w:rPr>
-        <w:t xml:space="preserve">Mathematical Statistics and Data Analysis</w:t>
-      </w:r>
-      <w:r>
-        <w:t xml:space="preserve">. 3rd ed. Cengage Learning.</w:t>
-      </w:r>
-    </w:p>
-    <w:bookmarkEnd w:id="151"/>
-    <w:bookmarkStart w:id="153" w:name="ref-vittinghoff2e"/>
-    <w:p>
-      <w:pPr>
-        <w:pStyle w:val="Bibliography"/>
-      </w:pPr>
-      <w:r>
-        <w:t xml:space="preserve">Vittinghoff, Eric, David V Glidden, Stephen C Shiboski, and Charles E McCulloch. 2012.</w:t>
-      </w:r>
-      <w:r>
-        <w:t xml:space="preserve"> </w:t>
-      </w:r>
-      <w:r>
-        <w:rPr>
-          <w:i/>
-          <w:iCs/>
-        </w:rPr>
-        <w:t xml:space="preserve">Regression Methods in Biostatistics: Linear, Logistic, Survival, and Repeated Measures Models</w:t>
-      </w:r>
-      <w:r>
-        <w:t xml:space="preserve">. 2nd ed. Springer.</w:t>
-      </w:r>
-      <w:r>
-        <w:t xml:space="preserve"> </w:t>
-      </w:r>
-      <w:hyperlink r:id="rId152">
-        <w:r>
-          <w:rPr>
-            <w:rStyle w:val="Hyperlink"/>
-          </w:rPr>
-          <w:t xml:space="preserve">https://doi.org/10.1007/978-1-4614-1353-0</w:t>
-        </w:r>
-      </w:hyperlink>
-      <w:r>
-        <w:t xml:space="preserve">.</w:t>
-      </w:r>
-    </w:p>
-    <w:bookmarkEnd w:id="153"/>
-    <w:bookmarkStart w:id="155" w:name="X0d0d355937664870ae38fa71453bbcd35dcecab"/>
-    <w:p>
-      <w:pPr>
-        <w:pStyle w:val="Bibliography"/>
-      </w:pPr>
-      <w:r>
-        <w:t xml:space="preserve">Wikipedia contributors. 2026a.</w:t>
-      </w:r>
-      <w:r>
-        <w:t xml:space="preserve"> </w:t>
-      </w:r>
-      <w:r>
-        <w:rPr>
-          <w:i/>
-          <w:iCs/>
-        </w:rPr>
-        <w:t xml:space="preserve">Coefficient of Determination —</w:t>
-      </w:r>
-      <w:r>
-        <w:rPr>
-          <w:i/>
-          <w:iCs/>
-        </w:rPr>
-        <w:t xml:space="preserve"> </w:t>
-      </w:r>
-      <w:r>
-        <w:rPr>
-          <w:i/>
-          <w:iCs/>
-        </w:rPr>
+        <w:t xml:space="preserve">[14]</w:t>
+      </w:r>
+      <w:r>
+        <w:t xml:space="preserve"> </w:t>
+      </w:r>
+      <w:r>
+        <w:t xml:space="preserve">	</w:t>
+      </w:r>
+      <w:r>
+        <w:t xml:space="preserve">Wikipedia contributors,</w:t>
+      </w:r>
+      <w:r>
+        <w:t xml:space="preserve"> </w:t>
+      </w:r>
+      <w:r>
+        <w:t xml:space="preserve">“Coefficient of determination —</w:t>
+      </w:r>
+      <w:r>
+        <w:t xml:space="preserve"> </w:t>
+      </w:r>
+      <w:r>
         <w:t xml:space="preserve">Wikipedia</w:t>
       </w:r>
       <w:r>
-        <w:rPr>
-          <w:i/>
-          <w:iCs/>
-        </w:rPr>
         <w:t xml:space="preserve">,</w:t>
       </w:r>
       <w:r>
-        <w:rPr>
-          <w:i/>
-          <w:iCs/>
-        </w:rPr>
-        <w:t xml:space="preserve"> </w:t>
-      </w:r>
-      <w:r>
-        <w:rPr>
-          <w:i/>
-          <w:iCs/>
-        </w:rPr>
-        <w:t xml:space="preserve">the Free Encyclopedia</w:t>
-      </w:r>
-      <w:r>
-        <w:t xml:space="preserve">.</w:t>
-      </w:r>
-      <w:r>
-        <w:t xml:space="preserve"> </w:t>
-      </w:r>
-      <w:hyperlink r:id="rId154">
+        <w:t xml:space="preserve"> </w:t>
+      </w:r>
+      <w:r>
+        <w:t xml:space="preserve">the free encyclopedia.”</w:t>
+      </w:r>
+      <w:r>
+        <w:t xml:space="preserve"> </w:t>
+      </w:r>
+      <w:r>
+        <w:t xml:space="preserve">2026. Available:</w:t>
+      </w:r>
+      <w:r>
+        <w:t xml:space="preserve"> </w:t>
+      </w:r>
+      <w:hyperlink r:id="rId170">
         <w:r>
           <w:rPr>
             <w:rStyle w:val="Hyperlink"/>
@@ -55044,585 +55505,6 @@
           <w:t xml:space="preserve">https://en.wikipedia.org/wiki/Coefficient_of_determination</w:t>
         </w:r>
       </w:hyperlink>
-      <w:r>
-        <w:t xml:space="preserve">.</w:t>
-      </w:r>
-    </w:p>
-    <w:bookmarkEnd w:id="155"/>
-    <w:bookmarkStart w:id="157" w:name="X77ec95df2e524293cd476e93fa6c354ef0dc636"/>
-    <w:p>
-      <w:pPr>
-        <w:pStyle w:val="Bibliography"/>
-      </w:pPr>
-      <w:r>
-        <w:t xml:space="preserve">Wikipedia contributors. 2026b.</w:t>
-      </w:r>
-      <w:r>
-        <w:t xml:space="preserve"> </w:t>
-      </w:r>
-      <w:r>
-        <w:rPr>
-          <w:i/>
-          <w:iCs/>
-        </w:rPr>
-        <w:t xml:space="preserve">Homoscedasticity and Heteroscedasticity —</w:t>
-      </w:r>
-      <w:r>
-        <w:rPr>
-          <w:i/>
-          <w:iCs/>
-        </w:rPr>
-        <w:t xml:space="preserve"> </w:t>
-      </w:r>
-      <w:r>
-        <w:rPr>
-          <w:i/>
-          <w:iCs/>
-        </w:rPr>
-        <w:t xml:space="preserve">Wikipedia</w:t>
-      </w:r>
-      <w:r>
-        <w:rPr>
-          <w:i/>
-          <w:iCs/>
-        </w:rPr>
-        <w:t xml:space="preserve">,</w:t>
-      </w:r>
-      <w:r>
-        <w:rPr>
-          <w:i/>
-          <w:iCs/>
-        </w:rPr>
-        <w:t xml:space="preserve"> </w:t>
-      </w:r>
-      <w:r>
-        <w:rPr>
-          <w:i/>
-          <w:iCs/>
-        </w:rPr>
-        <w:t xml:space="preserve">the Free Encyclopedia</w:t>
-      </w:r>
-      <w:r>
-        <w:t xml:space="preserve">.</w:t>
-      </w:r>
-      <w:r>
-        <w:t xml:space="preserve"> </w:t>
-      </w:r>
-      <w:hyperlink r:id="rId156">
-        <w:r>
-          <w:rPr>
-            <w:rStyle w:val="Hyperlink"/>
-          </w:rPr>
-          <w:t xml:space="preserve">https://en.wikipedia.org/wiki/Homoscedasticity_and_heteroscedasticity</w:t>
-        </w:r>
-      </w:hyperlink>
-      <w:r>
-        <w:t xml:space="preserve">.</w:t>
-      </w:r>
-    </w:p>
-    <w:bookmarkEnd w:id="157"/>
-    <w:bookmarkStart w:id="159" w:name="ref-wikipedia_linear_regression"/>
-    <w:p>
-      <w:pPr>
-        <w:pStyle w:val="Bibliography"/>
-      </w:pPr>
-      <w:r>
-        <w:t xml:space="preserve">Wikipedia contributors. 2026c.</w:t>
-      </w:r>
-      <w:r>
-        <w:t xml:space="preserve"> </w:t>
-      </w:r>
-      <w:r>
-        <w:rPr>
-          <w:i/>
-          <w:iCs/>
-        </w:rPr>
-        <w:t xml:space="preserve">Linear Regression —</w:t>
-      </w:r>
-      <w:r>
-        <w:rPr>
-          <w:i/>
-          <w:iCs/>
-        </w:rPr>
-        <w:t xml:space="preserve"> </w:t>
-      </w:r>
-      <w:r>
-        <w:rPr>
-          <w:i/>
-          <w:iCs/>
-        </w:rPr>
-        <w:t xml:space="preserve">Wikipedia</w:t>
-      </w:r>
-      <w:r>
-        <w:rPr>
-          <w:i/>
-          <w:iCs/>
-        </w:rPr>
-        <w:t xml:space="preserve">,</w:t>
-      </w:r>
-      <w:r>
-        <w:rPr>
-          <w:i/>
-          <w:iCs/>
-        </w:rPr>
-        <w:t xml:space="preserve"> </w:t>
-      </w:r>
-      <w:r>
-        <w:rPr>
-          <w:i/>
-          <w:iCs/>
-        </w:rPr>
-        <w:t xml:space="preserve">the Free Encyclopedia</w:t>
-      </w:r>
-      <w:r>
-        <w:t xml:space="preserve">.</w:t>
-      </w:r>
-      <w:r>
-        <w:t xml:space="preserve"> </w:t>
-      </w:r>
-      <w:hyperlink r:id="rId158">
-        <w:r>
-          <w:rPr>
-            <w:rStyle w:val="Hyperlink"/>
-          </w:rPr>
-          <w:t xml:space="preserve">https://en.wikipedia.org/wiki/Linear_regression</w:t>
-        </w:r>
-      </w:hyperlink>
-      <w:r>
-        <w:t xml:space="preserve">.</w:t>
-      </w:r>
-    </w:p>
-    <w:bookmarkEnd w:id="159"/>
-    <w:bookmarkStart w:id="161" w:name="ref-wikipedia_ordinary_least_squares"/>
-    <w:p>
-      <w:pPr>
-        <w:pStyle w:val="Bibliography"/>
-      </w:pPr>
-      <w:r>
-        <w:t xml:space="preserve">Wikipedia contributors. 2026d.</w:t>
-      </w:r>
-      <w:r>
-        <w:t xml:space="preserve"> </w:t>
-      </w:r>
-      <w:r>
-        <w:rPr>
-          <w:i/>
-          <w:iCs/>
-        </w:rPr>
-        <w:t xml:space="preserve">Ordinary Least Squares —</w:t>
-      </w:r>
-      <w:r>
-        <w:rPr>
-          <w:i/>
-          <w:iCs/>
-        </w:rPr>
-        <w:t xml:space="preserve"> </w:t>
-      </w:r>
-      <w:r>
-        <w:rPr>
-          <w:i/>
-          <w:iCs/>
-        </w:rPr>
-        <w:t xml:space="preserve">Wikipedia</w:t>
-      </w:r>
-      <w:r>
-        <w:rPr>
-          <w:i/>
-          <w:iCs/>
-        </w:rPr>
-        <w:t xml:space="preserve">,</w:t>
-      </w:r>
-      <w:r>
-        <w:rPr>
-          <w:i/>
-          <w:iCs/>
-        </w:rPr>
-        <w:t xml:space="preserve"> </w:t>
-      </w:r>
-      <w:r>
-        <w:rPr>
-          <w:i/>
-          <w:iCs/>
-        </w:rPr>
-        <w:t xml:space="preserve">the Free Encyclopedia</w:t>
-      </w:r>
-      <w:r>
-        <w:t xml:space="preserve">.</w:t>
-      </w:r>
-      <w:r>
-        <w:t xml:space="preserve"> </w:t>
-      </w:r>
-      <w:hyperlink r:id="rId160">
-        <w:r>
-          <w:rPr>
-            <w:rStyle w:val="Hyperlink"/>
-          </w:rPr>
-          <w:t xml:space="preserve">https://en.wikipedia.org/wiki/Ordinary_least_squares</w:t>
-        </w:r>
-      </w:hyperlink>
-      <w:r>
-        <w:t xml:space="preserve">.</w:t>
-      </w:r>
-    </w:p>
-    <w:bookmarkEnd w:id="161"/>
-    <w:bookmarkStart w:id="163" w:name="X9c68751dcff429bb8eebfb08e71b6f746222990"/>
-    <w:p>
-      <w:pPr>
-        <w:pStyle w:val="Bibliography"/>
-      </w:pPr>
-      <w:r>
-        <w:t xml:space="preserve">Wikipedia contributors. 2026e.</w:t>
-      </w:r>
-      <w:r>
-        <w:t xml:space="preserve"> </w:t>
-      </w:r>
-      <w:r>
-        <w:rPr>
-          <w:i/>
-          <w:iCs/>
-        </w:rPr>
-        <w:t xml:space="preserve">Pearson Correlation Coefficient —</w:t>
-      </w:r>
-      <w:r>
-        <w:rPr>
-          <w:i/>
-          <w:iCs/>
-        </w:rPr>
-        <w:t xml:space="preserve"> </w:t>
-      </w:r>
-      <w:r>
-        <w:rPr>
-          <w:i/>
-          <w:iCs/>
-        </w:rPr>
-        <w:t xml:space="preserve">Wikipedia</w:t>
-      </w:r>
-      <w:r>
-        <w:rPr>
-          <w:i/>
-          <w:iCs/>
-        </w:rPr>
-        <w:t xml:space="preserve">,</w:t>
-      </w:r>
-      <w:r>
-        <w:rPr>
-          <w:i/>
-          <w:iCs/>
-        </w:rPr>
-        <w:t xml:space="preserve"> </w:t>
-      </w:r>
-      <w:r>
-        <w:rPr>
-          <w:i/>
-          <w:iCs/>
-        </w:rPr>
-        <w:t xml:space="preserve">the Free Encyclopedia</w:t>
-      </w:r>
-      <w:r>
-        <w:t xml:space="preserve">.</w:t>
-      </w:r>
-      <w:r>
-        <w:t xml:space="preserve"> </w:t>
-      </w:r>
-      <w:hyperlink r:id="rId162">
-        <w:r>
-          <w:rPr>
-            <w:rStyle w:val="Hyperlink"/>
-          </w:rPr>
-          <w:t xml:space="preserve">https://en.wikipedia.org/wiki/Pearson_correlation_coefficient</w:t>
-        </w:r>
-      </w:hyperlink>
-      <w:r>
-        <w:t xml:space="preserve">.</w:t>
-      </w:r>
-    </w:p>
-    <w:bookmarkEnd w:id="163"/>
-    <w:bookmarkStart w:id="165" w:name="ref-wikipedia_residual_sum_of_squares"/>
-    <w:p>
-      <w:pPr>
-        <w:pStyle w:val="Bibliography"/>
-      </w:pPr>
-      <w:r>
-        <w:t xml:space="preserve">Wikipedia contributors. 2026f.</w:t>
-      </w:r>
-      <w:r>
-        <w:t xml:space="preserve"> </w:t>
-      </w:r>
-      <w:r>
-        <w:rPr>
-          <w:i/>
-          <w:iCs/>
-        </w:rPr>
-        <w:t xml:space="preserve">Residual Sum of Squares —</w:t>
-      </w:r>
-      <w:r>
-        <w:rPr>
-          <w:i/>
-          <w:iCs/>
-        </w:rPr>
-        <w:t xml:space="preserve"> </w:t>
-      </w:r>
-      <w:r>
-        <w:rPr>
-          <w:i/>
-          <w:iCs/>
-        </w:rPr>
-        <w:t xml:space="preserve">Wikipedia</w:t>
-      </w:r>
-      <w:r>
-        <w:rPr>
-          <w:i/>
-          <w:iCs/>
-        </w:rPr>
-        <w:t xml:space="preserve">,</w:t>
-      </w:r>
-      <w:r>
-        <w:rPr>
-          <w:i/>
-          <w:iCs/>
-        </w:rPr>
-        <w:t xml:space="preserve"> </w:t>
-      </w:r>
-      <w:r>
-        <w:rPr>
-          <w:i/>
-          <w:iCs/>
-        </w:rPr>
-        <w:t xml:space="preserve">the Free Encyclopedia</w:t>
-      </w:r>
-      <w:r>
-        <w:t xml:space="preserve">.</w:t>
-      </w:r>
-      <w:r>
-        <w:t xml:space="preserve"> </w:t>
-      </w:r>
-      <w:hyperlink r:id="rId164">
-        <w:r>
-          <w:rPr>
-            <w:rStyle w:val="Hyperlink"/>
-          </w:rPr>
-          <w:t xml:space="preserve">https://en.wikipedia.org/wiki/Residual_sum_of_squares</w:t>
-        </w:r>
-      </w:hyperlink>
-      <w:r>
-        <w:t xml:space="preserve">.</w:t>
-      </w:r>
-    </w:p>
-    <w:bookmarkEnd w:id="165"/>
-    <w:bookmarkStart w:id="167" w:name="ref-wikipedia_simple_linear_regression"/>
-    <w:p>
-      <w:pPr>
-        <w:pStyle w:val="Bibliography"/>
-      </w:pPr>
-      <w:r>
-        <w:t xml:space="preserve">Wikipedia contributors. 2026g.</w:t>
-      </w:r>
-      <w:r>
-        <w:t xml:space="preserve"> </w:t>
-      </w:r>
-      <w:r>
-        <w:rPr>
-          <w:i/>
-          <w:iCs/>
-        </w:rPr>
-        <w:t xml:space="preserve">Simple Linear Regression —</w:t>
-      </w:r>
-      <w:r>
-        <w:rPr>
-          <w:i/>
-          <w:iCs/>
-        </w:rPr>
-        <w:t xml:space="preserve"> </w:t>
-      </w:r>
-      <w:r>
-        <w:rPr>
-          <w:i/>
-          <w:iCs/>
-        </w:rPr>
-        <w:t xml:space="preserve">Wikipedia</w:t>
-      </w:r>
-      <w:r>
-        <w:rPr>
-          <w:i/>
-          <w:iCs/>
-        </w:rPr>
-        <w:t xml:space="preserve">,</w:t>
-      </w:r>
-      <w:r>
-        <w:rPr>
-          <w:i/>
-          <w:iCs/>
-        </w:rPr>
-        <w:t xml:space="preserve"> </w:t>
-      </w:r>
-      <w:r>
-        <w:rPr>
-          <w:i/>
-          <w:iCs/>
-        </w:rPr>
-        <w:t xml:space="preserve">the Free Encyclopedia</w:t>
-      </w:r>
-      <w:r>
-        <w:t xml:space="preserve">.</w:t>
-      </w:r>
-      <w:r>
-        <w:t xml:space="preserve"> </w:t>
-      </w:r>
-      <w:hyperlink r:id="rId166">
-        <w:r>
-          <w:rPr>
-            <w:rStyle w:val="Hyperlink"/>
-          </w:rPr>
-          <w:t xml:space="preserve">https://en.wikipedia.org/wiki/Simple_linear_regression</w:t>
-        </w:r>
-      </w:hyperlink>
-      <w:r>
-        <w:t xml:space="preserve">.</w:t>
-      </w:r>
-    </w:p>
-    <w:bookmarkEnd w:id="167"/>
-    <w:bookmarkStart w:id="169" w:name="Xa16f107eac264c6362bfc3672301bd764727388"/>
-    <w:p>
-      <w:pPr>
-        <w:pStyle w:val="Bibliography"/>
-      </w:pPr>
-      <w:r>
-        <w:t xml:space="preserve">Wikipedia contributors. 2026h.</w:t>
-      </w:r>
-      <w:r>
-        <w:t xml:space="preserve"> </w:t>
-      </w:r>
-      <w:r>
-        <w:rPr>
-          <w:i/>
-          <w:iCs/>
-        </w:rPr>
-        <w:t xml:space="preserve">Spearman’s Rank Correlation Coefficient —</w:t>
-      </w:r>
-      <w:r>
-        <w:rPr>
-          <w:i/>
-          <w:iCs/>
-        </w:rPr>
-        <w:t xml:space="preserve"> </w:t>
-      </w:r>
-      <w:r>
-        <w:rPr>
-          <w:i/>
-          <w:iCs/>
-        </w:rPr>
-        <w:t xml:space="preserve">Wikipedia</w:t>
-      </w:r>
-      <w:r>
-        <w:rPr>
-          <w:i/>
-          <w:iCs/>
-        </w:rPr>
-        <w:t xml:space="preserve">,</w:t>
-      </w:r>
-      <w:r>
-        <w:rPr>
-          <w:i/>
-          <w:iCs/>
-        </w:rPr>
-        <w:t xml:space="preserve"> </w:t>
-      </w:r>
-      <w:r>
-        <w:rPr>
-          <w:i/>
-          <w:iCs/>
-        </w:rPr>
-        <w:t xml:space="preserve">the Free Encyclopedia</w:t>
-      </w:r>
-      <w:r>
-        <w:t xml:space="preserve">.</w:t>
-      </w:r>
-      <w:r>
-        <w:t xml:space="preserve"> </w:t>
-      </w:r>
-      <w:hyperlink r:id="rId168">
-        <w:r>
-          <w:rPr>
-            <w:rStyle w:val="Hyperlink"/>
-          </w:rPr>
-          <w:t xml:space="preserve">https://en.wikipedia.org/wiki/Spearman%27s_rank_correlation_coefficient</w:t>
-        </w:r>
-      </w:hyperlink>
-      <w:r>
-        <w:t xml:space="preserve">.</w:t>
-      </w:r>
-    </w:p>
-    <w:bookmarkEnd w:id="169"/>
-    <w:bookmarkStart w:id="171" w:name="ref-wikipedia_total_sum_of_squares"/>
-    <w:p>
-      <w:pPr>
-        <w:pStyle w:val="Bibliography"/>
-      </w:pPr>
-      <w:r>
-        <w:t xml:space="preserve">Wikipedia contributors. 2026i.</w:t>
-      </w:r>
-      <w:r>
-        <w:t xml:space="preserve"> </w:t>
-      </w:r>
-      <w:r>
-        <w:rPr>
-          <w:i/>
-          <w:iCs/>
-        </w:rPr>
-        <w:t xml:space="preserve">Total Sum of Squares —</w:t>
-      </w:r>
-      <w:r>
-        <w:rPr>
-          <w:i/>
-          <w:iCs/>
-        </w:rPr>
-        <w:t xml:space="preserve"> </w:t>
-      </w:r>
-      <w:r>
-        <w:rPr>
-          <w:i/>
-          <w:iCs/>
-        </w:rPr>
-        <w:t xml:space="preserve">Wikipedia</w:t>
-      </w:r>
-      <w:r>
-        <w:rPr>
-          <w:i/>
-          <w:iCs/>
-        </w:rPr>
-        <w:t xml:space="preserve">,</w:t>
-      </w:r>
-      <w:r>
-        <w:rPr>
-          <w:i/>
-          <w:iCs/>
-        </w:rPr>
-        <w:t xml:space="preserve"> </w:t>
-      </w:r>
-      <w:r>
-        <w:rPr>
-          <w:i/>
-          <w:iCs/>
-        </w:rPr>
-        <w:t xml:space="preserve">the Free Encyclopedia</w:t>
-      </w:r>
-      <w:r>
-        <w:t xml:space="preserve">.</w:t>
-      </w:r>
-      <w:r>
-        <w:t xml:space="preserve"> </w:t>
-      </w:r>
-      <w:hyperlink r:id="rId170">
-        <w:r>
-          <w:rPr>
-            <w:rStyle w:val="Hyperlink"/>
-          </w:rPr>
-          <w:t xml:space="preserve">https://en.wikipedia.org/wiki/Total_sum_of_squares</w:t>
-        </w:r>
-      </w:hyperlink>
-      <w:r>
-        <w:t xml:space="preserve">.</w:t>
-      </w:r>
     </w:p>
     <w:bookmarkEnd w:id="171"/>
     <w:bookmarkEnd w:id="172"/>
